--- a/PUBLISHED/biol-1/module_keys/module-04-cells-keys-to-success.docx
+++ b/PUBLISHED/biol-1/module_keys/module-04-cells-keys-to-success.docx
@@ -3,11 +3,17 @@
 <w:document xmlns:wpc="http://schemas.microsoft.com/office/word/2010/wordprocessingCanvas" xmlns:mo="http://schemas.microsoft.com/office/mac/office/2008/main" xmlns:mc="http://schemas.openxmlformats.org/markup-compatibility/2006" xmlns:mv="urn:schemas-microsoft-com:mac:vml" xmlns:o="urn:schemas-microsoft-com:office:office" xmlns:r="http://schemas.openxmlformats.org/officeDocument/2006/relationships" xmlns:m="http://schemas.openxmlformats.org/officeDocument/2006/math" xmlns:v="urn:schemas-microsoft-com:vml" xmlns:wp14="http://schemas.microsoft.com/office/word/2010/wordprocessingDrawing" xmlns:wp="http://schemas.openxmlformats.org/drawingml/2006/wordprocessingDrawing" xmlns:w10="urn:schemas-microsoft-com:office:word" xmlns:w="http://schemas.openxmlformats.org/wordprocessingml/2006/main" xmlns:w14="http://schemas.microsoft.com/office/word/2010/wordml" xmlns:wpg="http://schemas.microsoft.com/office/word/2010/wordprocessingGroup" xmlns:wpi="http://schemas.microsoft.com/office/word/2010/wordprocessingInk" xmlns:wne="http://schemas.microsoft.com/office/word/2006/wordml" xmlns:wps="http://schemas.microsoft.com/office/word/2010/wordprocessingShape" mc:Ignorable="w14 wp14">
   <w:body>
     <w:p>
+      <w:pPr>
+        <w:pStyle w:val="Heading1"/>
+      </w:pPr>
       <w:r>
         <w:t>Module 4: Cells — Keys to Success</w:t>
       </w:r>
     </w:p>
     <w:p>
+      <w:pPr>
+        <w:pStyle w:val="Heading2"/>
+      </w:pPr>
       <w:r>
         <w:t>Learning Objectives</w:t>
       </w:r>
@@ -19,12 +25,332 @@
     </w:p>
     <w:p>
       <w:r>
-        <w:t>State the three principles of cell theory  Differentiate between prokaryotic and eukaryotic cells  Identify major organelles and describe their functions  Trace protein production through the endomembrane system  Explain the endosymbiotic theory and its evidence  Compare plant and animal cells   Key Terms to Know</w:t>
+        <w:t xml:space="preserve">1. </w:t>
+      </w:r>
+      <w:r>
+        <w:t>State the three principles of cell theory</w:t>
       </w:r>
     </w:p>
     <w:p>
       <w:r>
-        <w:t>Cell Theory — All living things are made of cells; cells are the basic unit of life; cells come from pre-existing cells  Prokaryotic Cell — Simple cell lacking membrane-bound nucleus and organelles (bacteria, archaea)  Eukaryotic Cell — Complex cell with membrane-bound nucleus and organelles  Nucleus — Contains DNA; controls cell activities ("control center")  Ribosome — Site of protein synthesis  Endoplasmic Reticulum (ER) — Rough ER: protein synthesis; Smooth ER: lipid synthesis  Golgi Apparatus — Modifies, packages, and ships proteins  Mitochondria — Cellular respiration; produces ATP ("powerhouse")  Chloroplast — Photosynthesis; found only in plant cells  Lysosome — Digestion and waste removal  Central Vacuole — Storage and support in plant cells  Cell Wall — Rigid outer layer in plant cells  Cytoskeleton — Protein fibers providing structure and movement  Plasma Membrane — Phospholipid bilayer boundary of the cell   Study Tips</w:t>
+        <w:t xml:space="preserve">2. </w:t>
+      </w:r>
+      <w:r>
+        <w:t>Differentiate between prokaryotic and eukaryotic cells</w:t>
+      </w:r>
+    </w:p>
+    <w:p>
+      <w:r>
+        <w:t xml:space="preserve">3. </w:t>
+      </w:r>
+      <w:r>
+        <w:t>Identify major organelles and describe their functions</w:t>
+      </w:r>
+    </w:p>
+    <w:p>
+      <w:r>
+        <w:t xml:space="preserve">4. </w:t>
+      </w:r>
+      <w:r>
+        <w:t>Trace protein production through the endomembrane system</w:t>
+      </w:r>
+    </w:p>
+    <w:p>
+      <w:r>
+        <w:t xml:space="preserve">5. </w:t>
+      </w:r>
+      <w:r>
+        <w:t>Explain the endosymbiotic theory and its evidence</w:t>
+      </w:r>
+    </w:p>
+    <w:p>
+      <w:r>
+        <w:t xml:space="preserve">6. </w:t>
+      </w:r>
+      <w:r>
+        <w:t>Compare plant and animal cells</w:t>
+      </w:r>
+    </w:p>
+    <w:p>
+      <w:pPr>
+        <w:pStyle w:val="Heading2"/>
+      </w:pPr>
+      <w:r>
+        <w:t>Key Terms to Know</w:t>
+      </w:r>
+    </w:p>
+    <w:p>
+      <w:r>
+        <w:t xml:space="preserve">• </w:t>
+      </w:r>
+      <w:r>
+        <w:rPr>
+          <w:b/>
+        </w:rPr>
+        <w:t>Cell Theory</w:t>
+      </w:r>
+      <w:r>
+        <w:t xml:space="preserve"> — All living things are made of cells; cells are the basic unit of life; cells come from pre-existing cells</w:t>
+      </w:r>
+    </w:p>
+    <w:p>
+      <w:r>
+        <w:t xml:space="preserve">• </w:t>
+      </w:r>
+      <w:r>
+        <w:rPr>
+          <w:b/>
+        </w:rPr>
+        <w:t>Prokaryotic Cell</w:t>
+      </w:r>
+      <w:r>
+        <w:t xml:space="preserve"> — Simple cell lacking membrane-bound nucleus and organelles (bacteria, archaea)</w:t>
+      </w:r>
+    </w:p>
+    <w:p>
+      <w:r>
+        <w:t xml:space="preserve">• </w:t>
+      </w:r>
+      <w:r>
+        <w:rPr>
+          <w:b/>
+        </w:rPr>
+        <w:t>Eukaryotic Cell</w:t>
+      </w:r>
+      <w:r>
+        <w:t xml:space="preserve"> — Complex cell with membrane-bound nucleus and organelles</w:t>
+      </w:r>
+    </w:p>
+    <w:p>
+      <w:r>
+        <w:t xml:space="preserve">• </w:t>
+      </w:r>
+      <w:r>
+        <w:rPr>
+          <w:b/>
+        </w:rPr>
+        <w:t>Nucleus</w:t>
+      </w:r>
+      <w:r>
+        <w:t xml:space="preserve"> — Contains DNA; controls cell activities ("control center")</w:t>
+      </w:r>
+    </w:p>
+    <w:p>
+      <w:r>
+        <w:t xml:space="preserve">• </w:t>
+      </w:r>
+      <w:r>
+        <w:rPr>
+          <w:b/>
+        </w:rPr>
+        <w:t>Ribosome</w:t>
+      </w:r>
+      <w:r>
+        <w:t xml:space="preserve"> — Site of protein synthesis</w:t>
+      </w:r>
+    </w:p>
+    <w:p>
+      <w:r>
+        <w:t xml:space="preserve">• </w:t>
+      </w:r>
+      <w:r>
+        <w:rPr>
+          <w:b/>
+        </w:rPr>
+        <w:t>Endoplasmic Reticulum (ER)</w:t>
+      </w:r>
+      <w:r>
+        <w:t xml:space="preserve"> — Rough ER: protein synthesis; Smooth ER: lipid synthesis</w:t>
+      </w:r>
+    </w:p>
+    <w:p>
+      <w:r>
+        <w:t xml:space="preserve">• </w:t>
+      </w:r>
+      <w:r>
+        <w:rPr>
+          <w:b/>
+        </w:rPr>
+        <w:t>Golgi Apparatus</w:t>
+      </w:r>
+      <w:r>
+        <w:t xml:space="preserve"> — Modifies, packages, and ships proteins</w:t>
+      </w:r>
+    </w:p>
+    <w:p>
+      <w:r>
+        <w:t xml:space="preserve">• </w:t>
+      </w:r>
+      <w:r>
+        <w:rPr>
+          <w:b/>
+        </w:rPr>
+        <w:t>Mitochondria</w:t>
+      </w:r>
+      <w:r>
+        <w:t xml:space="preserve"> — Cellular respiration; produces ATP ("powerhouse")</w:t>
+      </w:r>
+    </w:p>
+    <w:p>
+      <w:r>
+        <w:t xml:space="preserve">• </w:t>
+      </w:r>
+      <w:r>
+        <w:rPr>
+          <w:b/>
+        </w:rPr>
+        <w:t>Chloroplast</w:t>
+      </w:r>
+      <w:r>
+        <w:t xml:space="preserve"> — Photosynthesis; found only in plant cells</w:t>
+      </w:r>
+    </w:p>
+    <w:p>
+      <w:r>
+        <w:t xml:space="preserve">• </w:t>
+      </w:r>
+      <w:r>
+        <w:rPr>
+          <w:b/>
+        </w:rPr>
+        <w:t>Lysosome</w:t>
+      </w:r>
+      <w:r>
+        <w:t xml:space="preserve"> — Digestion and waste removal</w:t>
+      </w:r>
+    </w:p>
+    <w:p>
+      <w:r>
+        <w:t xml:space="preserve">• </w:t>
+      </w:r>
+      <w:r>
+        <w:rPr>
+          <w:b/>
+        </w:rPr>
+        <w:t>Central Vacuole</w:t>
+      </w:r>
+      <w:r>
+        <w:t xml:space="preserve"> — Storage and support in plant cells</w:t>
+      </w:r>
+    </w:p>
+    <w:p>
+      <w:r>
+        <w:t xml:space="preserve">• </w:t>
+      </w:r>
+      <w:r>
+        <w:rPr>
+          <w:b/>
+        </w:rPr>
+        <w:t>Cell Wall</w:t>
+      </w:r>
+      <w:r>
+        <w:t xml:space="preserve"> — Rigid outer layer in plant cells</w:t>
+      </w:r>
+    </w:p>
+    <w:p>
+      <w:r>
+        <w:t xml:space="preserve">• </w:t>
+      </w:r>
+      <w:r>
+        <w:rPr>
+          <w:b/>
+        </w:rPr>
+        <w:t>Cytoskeleton</w:t>
+      </w:r>
+      <w:r>
+        <w:t xml:space="preserve"> — Protein fibers providing structure and movement</w:t>
+      </w:r>
+    </w:p>
+    <w:p>
+      <w:r>
+        <w:t xml:space="preserve">• </w:t>
+      </w:r>
+      <w:r>
+        <w:rPr>
+          <w:b/>
+        </w:rPr>
+        <w:t>Plasma Membrane</w:t>
+      </w:r>
+      <w:r>
+        <w:t xml:space="preserve"> — Phospholipid bilayer boundary of the cell</w:t>
+      </w:r>
+    </w:p>
+    <w:p>
+      <w:pPr>
+        <w:pStyle w:val="Heading2"/>
+      </w:pPr>
+      <w:r>
+        <w:t>Study Tips</w:t>
+      </w:r>
+    </w:p>
+    <w:p>
+      <w:r>
+        <w:t xml:space="preserve">1. </w:t>
+      </w:r>
+      <w:r>
+        <w:rPr>
+          <w:b/>
+        </w:rPr>
+        <w:t>Draw and label</w:t>
+      </w:r>
+      <w:r>
+        <w:t xml:space="preserve"> diagrams of plant and animal cells</w:t>
+      </w:r>
+    </w:p>
+    <w:p>
+      <w:r>
+        <w:t xml:space="preserve">2. </w:t>
+      </w:r>
+      <w:r>
+        <w:rPr>
+          <w:b/>
+        </w:rPr>
+        <w:t>Use the factory analogy</w:t>
+      </w:r>
+      <w:r>
+        <w:t xml:space="preserve"> — Match each organelle to a factory department</w:t>
+      </w:r>
+    </w:p>
+    <w:p>
+      <w:r>
+        <w:t xml:space="preserve">3. </w:t>
+      </w:r>
+      <w:r>
+        <w:rPr>
+          <w:b/>
+        </w:rPr>
+        <w:t>Create a comparison table</w:t>
+      </w:r>
+      <w:r>
+        <w:t xml:space="preserve"> — Prokaryote vs. Eukaryote, Plant vs. Animal</w:t>
+      </w:r>
+    </w:p>
+    <w:p>
+      <w:r>
+        <w:t xml:space="preserve">4. </w:t>
+      </w:r>
+      <w:r>
+        <w:rPr>
+          <w:b/>
+        </w:rPr>
+        <w:t>Trace the protein pathway</w:t>
+      </w:r>
+      <w:r>
+        <w:t xml:space="preserve"> — Ribosome → Rough ER → Golgi → Vesicle → Membrane</w:t>
+      </w:r>
+    </w:p>
+    <w:p>
+      <w:r>
+        <w:t xml:space="preserve">5. </w:t>
+      </w:r>
+      <w:r>
+        <w:rPr>
+          <w:b/>
+        </w:rPr>
+        <w:t>List endosymbiotic evidence</w:t>
+      </w:r>
+      <w:r>
+        <w:t xml:space="preserve"> — Double membrane, own DNA, own ribosomes, self-replication</w:t>
       </w:r>
     </w:p>
     <w:sectPr>

--- a/PUBLISHED/biol-1/module_keys/module-04-cells-keys-to-success.docx
+++ b/PUBLISHED/biol-1/module_keys/module-04-cells-keys-to-success.docx
@@ -7,7 +7,7 @@
         <w:pStyle w:val="Heading1"/>
       </w:pPr>
       <w:r>
-        <w:t>Module 4: Cells — Keys to Success</w:t>
+        <w:t>Module 4: Cells - Keys to Success</w:t>
       </w:r>
     </w:p>
     <w:p>
@@ -28,7 +28,7 @@
         <w:t xml:space="preserve">1. </w:t>
       </w:r>
       <w:r>
-        <w:t>State the three principles of cell theory</w:t>
+        <w:t>State the core claims of cell theory.</w:t>
       </w:r>
     </w:p>
     <w:p>
@@ -36,7 +36,7 @@
         <w:t xml:space="preserve">2. </w:t>
       </w:r>
       <w:r>
-        <w:t>Differentiate between prokaryotic and eukaryotic cells</w:t>
+        <w:t>Compare prokaryotic and eukaryotic cells using structure and scale.</w:t>
       </w:r>
     </w:p>
     <w:p>
@@ -44,7 +44,7 @@
         <w:t xml:space="preserve">3. </w:t>
       </w:r>
       <w:r>
-        <w:t>Identify major organelles and describe their functions</w:t>
+        <w:t>Explain how membranes and compartments support cell function.</w:t>
       </w:r>
     </w:p>
     <w:p>
@@ -52,7 +52,7 @@
         <w:t xml:space="preserve">4. </w:t>
       </w:r>
       <w:r>
-        <w:t>Trace protein production through the endomembrane system</w:t>
+        <w:t>Match major organelles to their roles.</w:t>
       </w:r>
     </w:p>
     <w:p>
@@ -60,15 +60,55 @@
         <w:t xml:space="preserve">5. </w:t>
       </w:r>
       <w:r>
-        <w:t>Explain the endosymbiotic theory and its evidence</w:t>
+        <w:t>Use microscope evidence to support claims about cells.</w:t>
+      </w:r>
+    </w:p>
+    <w:p>
+      <w:pPr>
+        <w:pStyle w:val="Heading2"/>
+      </w:pPr>
+      <w:r>
+        <w:t>Topics</w:t>
       </w:r>
     </w:p>
     <w:p>
       <w:r>
-        <w:t xml:space="preserve">6. </w:t>
+        <w:t xml:space="preserve">• </w:t>
       </w:r>
       <w:r>
-        <w:t>Compare plant and animal cells</w:t>
+        <w:t>Cell theory</w:t>
+      </w:r>
+    </w:p>
+    <w:p>
+      <w:r>
+        <w:t xml:space="preserve">• </w:t>
+      </w:r>
+      <w:r>
+        <w:t>Prokaryotic and eukaryotic organization</w:t>
+      </w:r>
+    </w:p>
+    <w:p>
+      <w:r>
+        <w:t xml:space="preserve">• </w:t>
+      </w:r>
+      <w:r>
+        <w:t>Membranes and compartments</w:t>
+      </w:r>
+    </w:p>
+    <w:p>
+      <w:r>
+        <w:t xml:space="preserve">• </w:t>
+      </w:r>
+      <w:r>
+        <w:t>Organelles and division of labor</w:t>
+      </w:r>
+    </w:p>
+    <w:p>
+      <w:r>
+        <w:t xml:space="preserve">• </w:t>
+      </w:r>
+      <w:r>
+        <w:t>Microscopy and evidence</w:t>
       </w:r>
     </w:p>
     <w:p>
@@ -87,10 +127,10 @@
         <w:rPr>
           <w:b/>
         </w:rPr>
-        <w:t>Cell Theory</w:t>
+        <w:t>Cell theory</w:t>
       </w:r>
       <w:r>
-        <w:t xml:space="preserve"> — All living things are made of cells; cells are the basic unit of life; cells come from pre-existing cells</w:t>
+        <w:t xml:space="preserve"> - Principle that organisms are made of cells and cells come from cells.</w:t>
       </w:r>
     </w:p>
     <w:p>
@@ -101,10 +141,10 @@
         <w:rPr>
           <w:b/>
         </w:rPr>
-        <w:t>Prokaryotic Cell</w:t>
+        <w:t>Prokaryote</w:t>
       </w:r>
       <w:r>
-        <w:t xml:space="preserve"> — Simple cell lacking membrane-bound nucleus and organelles (bacteria, archaea)</w:t>
+        <w:t xml:space="preserve"> - Cell without a membrane-bound nucleus.</w:t>
       </w:r>
     </w:p>
     <w:p>
@@ -115,10 +155,24 @@
         <w:rPr>
           <w:b/>
         </w:rPr>
-        <w:t>Eukaryotic Cell</w:t>
+        <w:t>Eukaryote</w:t>
       </w:r>
       <w:r>
-        <w:t xml:space="preserve"> — Complex cell with membrane-bound nucleus and organelles</w:t>
+        <w:t xml:space="preserve"> - Cell with a membrane-bound nucleus and organelles.</w:t>
+      </w:r>
+    </w:p>
+    <w:p>
+      <w:r>
+        <w:t xml:space="preserve">• </w:t>
+      </w:r>
+      <w:r>
+        <w:rPr>
+          <w:b/>
+        </w:rPr>
+        <w:t>Organelle</w:t>
+      </w:r>
+      <w:r>
+        <w:t xml:space="preserve"> - Specialized cell structure with a particular job.</w:t>
       </w:r>
     </w:p>
     <w:p>
@@ -132,7 +186,7 @@
         <w:t>Nucleus</w:t>
       </w:r>
       <w:r>
-        <w:t xml:space="preserve"> — Contains DNA; controls cell activities ("control center")</w:t>
+        <w:t xml:space="preserve"> - Eukaryotic compartment that stores DNA.</w:t>
       </w:r>
     </w:p>
     <w:p>
@@ -143,52 +197,10 @@
         <w:rPr>
           <w:b/>
         </w:rPr>
-        <w:t>Ribosome</w:t>
+        <w:t>Mitochondrion</w:t>
       </w:r>
       <w:r>
-        <w:t xml:space="preserve"> — Site of protein synthesis</w:t>
-      </w:r>
-    </w:p>
-    <w:p>
-      <w:r>
-        <w:t xml:space="preserve">• </w:t>
-      </w:r>
-      <w:r>
-        <w:rPr>
-          <w:b/>
-        </w:rPr>
-        <w:t>Endoplasmic Reticulum (ER)</w:t>
-      </w:r>
-      <w:r>
-        <w:t xml:space="preserve"> — Rough ER: protein synthesis; Smooth ER: lipid synthesis</w:t>
-      </w:r>
-    </w:p>
-    <w:p>
-      <w:r>
-        <w:t xml:space="preserve">• </w:t>
-      </w:r>
-      <w:r>
-        <w:rPr>
-          <w:b/>
-        </w:rPr>
-        <w:t>Golgi Apparatus</w:t>
-      </w:r>
-      <w:r>
-        <w:t xml:space="preserve"> — Modifies, packages, and ships proteins</w:t>
-      </w:r>
-    </w:p>
-    <w:p>
-      <w:r>
-        <w:t xml:space="preserve">• </w:t>
-      </w:r>
-      <w:r>
-        <w:rPr>
-          <w:b/>
-        </w:rPr>
-        <w:t>Mitochondria</w:t>
-      </w:r>
-      <w:r>
-        <w:t xml:space="preserve"> — Cellular respiration; produces ATP ("powerhouse")</w:t>
+        <w:t xml:space="preserve"> - Organelle central to aerobic energy harvesting.</w:t>
       </w:r>
     </w:p>
     <w:p>
@@ -202,7 +214,7 @@
         <w:t>Chloroplast</w:t>
       </w:r>
       <w:r>
-        <w:t xml:space="preserve"> — Photosynthesis; found only in plant cells</w:t>
+        <w:t xml:space="preserve"> - Plant and algal organelle that performs photosynthesis.</w:t>
       </w:r>
     </w:p>
     <w:p>
@@ -213,66 +225,58 @@
         <w:rPr>
           <w:b/>
         </w:rPr>
-        <w:t>Lysosome</w:t>
+        <w:t>Microscopy</w:t>
       </w:r>
       <w:r>
-        <w:t xml:space="preserve"> — Digestion and waste removal</w:t>
+        <w:t xml:space="preserve"> - Use of lenses or imaging tools to observe small structures.</w:t>
+      </w:r>
+    </w:p>
+    <w:p>
+      <w:pPr>
+        <w:pStyle w:val="Heading2"/>
+      </w:pPr>
+      <w:r>
+        <w:t>Core Contents</w:t>
       </w:r>
     </w:p>
     <w:p>
       <w:r>
-        <w:t xml:space="preserve">• </w:t>
+        <w:t xml:space="preserve">1. </w:t>
       </w:r>
       <w:r>
-        <w:rPr>
-          <w:b/>
-        </w:rPr>
-        <w:t>Central Vacuole</w:t>
-      </w:r>
-      <w:r>
-        <w:t xml:space="preserve"> — Storage and support in plant cells</w:t>
+        <w:t>Cell theory explains cells as the basic units of life and as descendants of existing cells.</w:t>
       </w:r>
     </w:p>
     <w:p>
       <w:r>
-        <w:t xml:space="preserve">• </w:t>
+        <w:t xml:space="preserve">2. </w:t>
       </w:r>
       <w:r>
-        <w:rPr>
-          <w:b/>
-        </w:rPr>
-        <w:t>Cell Wall</w:t>
-      </w:r>
-      <w:r>
-        <w:t xml:space="preserve"> — Rigid outer layer in plant cells</w:t>
+        <w:t>Prokaryotic and eukaryotic cells differ in compartmentalization and internal organization.</w:t>
       </w:r>
     </w:p>
     <w:p>
       <w:r>
-        <w:t xml:space="preserve">• </w:t>
+        <w:t xml:space="preserve">3. </w:t>
       </w:r>
       <w:r>
-        <w:rPr>
-          <w:b/>
-        </w:rPr>
-        <w:t>Cytoskeleton</w:t>
-      </w:r>
-      <w:r>
-        <w:t xml:space="preserve"> — Protein fibers providing structure and movement</w:t>
+        <w:t>Membranes separate internal conditions from the environment and define organelles.</w:t>
       </w:r>
     </w:p>
     <w:p>
       <w:r>
-        <w:t xml:space="preserve">• </w:t>
+        <w:t xml:space="preserve">4. </w:t>
       </w:r>
       <w:r>
-        <w:rPr>
-          <w:b/>
-        </w:rPr>
-        <w:t>Plasma Membrane</w:t>
+        <w:t>Organelles divide cellular work such as energy capture, protein processing, and storage.</w:t>
+      </w:r>
+    </w:p>
+    <w:p>
+      <w:r>
+        <w:t xml:space="preserve">5. </w:t>
       </w:r>
       <w:r>
-        <w:t xml:space="preserve"> — Phospholipid bilayer boundary of the cell</w:t>
+        <w:t>Microscopy turns cell structure into observable evidence.</w:t>
       </w:r>
     </w:p>
     <w:p>
@@ -288,13 +292,7 @@
         <w:t xml:space="preserve">1. </w:t>
       </w:r>
       <w:r>
-        <w:rPr>
-          <w:b/>
-        </w:rPr>
-        <w:t>Draw and label</w:t>
-      </w:r>
-      <w:r>
-        <w:t xml:space="preserve"> diagrams of plant and animal cells</w:t>
+        <w:t>Start with the module's central claim before memorizing vocabulary.</w:t>
       </w:r>
     </w:p>
     <w:p>
@@ -302,13 +300,7 @@
         <w:t xml:space="preserve">2. </w:t>
       </w:r>
       <w:r>
-        <w:rPr>
-          <w:b/>
-        </w:rPr>
-        <w:t>Use the factory analogy</w:t>
-      </w:r>
-      <w:r>
-        <w:t xml:space="preserve"> — Match each organelle to a factory department</w:t>
+        <w:t>Use the same-numbered lab as the evidence check for the module.</w:t>
       </w:r>
     </w:p>
     <w:p>
@@ -316,13 +308,7 @@
         <w:t xml:space="preserve">3. </w:t>
       </w:r>
       <w:r>
-        <w:rPr>
-          <w:b/>
-        </w:rPr>
-        <w:t>Create a comparison table</w:t>
-      </w:r>
-      <w:r>
-        <w:t xml:space="preserve"> — Prokaryote vs. Eukaryote, Plant vs. Animal</w:t>
+        <w:t>Explain one mechanism in words, then redraw it as a simple diagram.</w:t>
       </w:r>
     </w:p>
     <w:p>
@@ -330,27 +316,58 @@
         <w:t xml:space="preserve">4. </w:t>
       </w:r>
       <w:r>
-        <w:rPr>
-          <w:b/>
-        </w:rPr>
-        <w:t>Trace the protein pathway</w:t>
+        <w:t>Answer retrieval questions without notes, then revise with the terms list.</w:t>
       </w:r>
+    </w:p>
+    <w:p>
+      <w:pPr>
+        <w:pStyle w:val="Heading2"/>
+      </w:pPr>
       <w:r>
-        <w:t xml:space="preserve"> — Ribosome → Rough ER → Golgi → Vesicle → Membrane</w:t>
+        <w:t>Connected Lab</w:t>
       </w:r>
     </w:p>
     <w:p>
       <w:r>
-        <w:t xml:space="preserve">5. </w:t>
+        <w:t xml:space="preserve">• </w:t>
       </w:r>
       <w:r>
         <w:rPr>
-          <w:b/>
+          <w:rFonts w:ascii="Courier New" w:hAnsi="Courier New"/>
         </w:rPr>
-        <w:t>List endosymbiotic evidence</w:t>
+        <w:t>lab-04_liquid-chemistry.md</w:t>
+      </w:r>
+    </w:p>
+    <w:p>
+      <w:pPr>
+        <w:pStyle w:val="Heading2"/>
+      </w:pPr>
+      <w:r>
+        <w:t>Generated Visuals</w:t>
+      </w:r>
+    </w:p>
+    <w:p>
+      <w:r>
+        <w:t xml:space="preserve">• </w:t>
       </w:r>
       <w:r>
-        <w:t xml:space="preserve"> — Double membrane, own DNA, own ribosomes, self-replication</w:t>
+        <w:t>Module 04: Cells Concept Map</w:t>
+      </w:r>
+    </w:p>
+    <w:p>
+      <w:r>
+        <w:t xml:space="preserve">• </w:t>
+      </w:r>
+      <w:r>
+        <w:t>Module 04: Cells Process Model</w:t>
+      </w:r>
+    </w:p>
+    <w:p>
+      <w:r>
+        <w:t xml:space="preserve">• </w:t>
+      </w:r>
+      <w:r>
+        <w:t>Module 04: Cells Retrieval Card</w:t>
       </w:r>
     </w:p>
     <w:sectPr>
